--- a/pluska2526/TicketOutTheDoor/DataLiteracy/Set0TicketOutTheDoorPython.docx
+++ b/pluska2526/TicketOutTheDoor/DataLiteracy/Set0TicketOutTheDoorPython.docx
@@ -1,6 +1,6 @@
 
 <file path=word/document.xml><?xml version="1.0" encoding="utf-8"?>
-<w:document xmlns:wpc="http://schemas.microsoft.com/office/word/2010/wordprocessingCanvas" xmlns:cx="http://schemas.microsoft.com/office/drawing/2014/chartex" xmlns:cx1="http://schemas.microsoft.com/office/drawing/2015/9/8/chartex" xmlns:cx2="http://schemas.microsoft.com/office/drawing/2015/10/21/chartex" xmlns:cx3="http://schemas.microsoft.com/office/drawing/2016/5/9/chartex" xmlns:cx4="http://schemas.microsoft.com/office/drawing/2016/5/10/chartex" xmlns:cx5="http://schemas.microsoft.com/office/drawing/2016/5/11/chartex" xmlns:cx6="http://schemas.microsoft.com/office/drawing/2016/5/12/chartex" xmlns:cx7="http://schemas.microsoft.com/office/drawing/2016/5/13/chartex" xmlns:cx8="http://schemas.microsoft.com/office/drawing/2016/5/14/chartex" xmlns:mc="http://schemas.openxmlformats.org/markup-compatibility/2006" xmlns:aink="http://schemas.microsoft.com/office/drawing/2016/ink" xmlns:am3d="http://schemas.microsoft.com/office/drawing/2017/model3d" xmlns:o="urn:schemas-microsoft-com:office:office" xmlns:oel="http://schemas.microsoft.com/office/2019/extlst" xmlns:r="http://schemas.openxmlformats.org/officeDocument/2006/relationships" xmlns:m="http://schemas.openxmlformats.org/officeDocument/2006/math" xmlns:v="urn:schemas-microsoft-com:vml" xmlns:wp14="http://schemas.microsoft.com/office/word/2010/wordprocessingDrawing" xmlns:wp="http://schemas.openxmlformats.org/drawingml/2006/wordprocessingDrawing" xmlns:w10="urn:schemas-microsoft-com:office:word" xmlns:w="http://schemas.openxmlformats.org/wordprocessingml/2006/main" xmlns:w14="http://schemas.microsoft.com/office/word/2010/wordml" xmlns:w15="http://schemas.microsoft.com/office/word/2012/wordml" xmlns:w16cex="http://schemas.microsoft.com/office/word/2018/wordml/cex" xmlns:w16cid="http://schemas.microsoft.com/office/word/2016/wordml/cid" xmlns:w16="http://schemas.microsoft.com/office/word/2018/wordml" xmlns:w16du="http://schemas.microsoft.com/office/word/2023/wordml/word16du" xmlns:w16sdtdh="http://schemas.microsoft.com/office/word/2020/wordml/sdtdatahash" xmlns:w16sdtfl="http://schemas.microsoft.com/office/word/2024/wordml/sdtformatlock" xmlns:w16se="http://schemas.microsoft.com/office/word/2015/wordml/symex" xmlns:wpg="http://schemas.microsoft.com/office/word/2010/wordprocessingGroup" xmlns:wpi="http://schemas.microsoft.com/office/word/2010/wordprocessingInk" xmlns:wne="http://schemas.microsoft.com/office/word/2006/wordml" xmlns:wps="http://schemas.microsoft.com/office/word/2010/wordprocessingShape" mc:Ignorable="w14 w15 w16se w16cid w16 w16cex w16sdtdh w16sdtfl w16du wp14">
+<w:document xmlns:wpc="http://schemas.microsoft.com/office/word/2010/wordprocessingCanvas" xmlns:cx="http://schemas.microsoft.com/office/drawing/2014/chartex" xmlns:cx1="http://schemas.microsoft.com/office/drawing/2015/9/8/chartex" xmlns:cx2="http://schemas.microsoft.com/office/drawing/2015/10/21/chartex" xmlns:cx3="http://schemas.microsoft.com/office/drawing/2016/5/9/chartex" xmlns:cx4="http://schemas.microsoft.com/office/drawing/2016/5/10/chartex" xmlns:cx5="http://schemas.microsoft.com/office/drawing/2016/5/11/chartex" xmlns:cx6="http://schemas.microsoft.com/office/drawing/2016/5/12/chartex" xmlns:cx7="http://schemas.microsoft.com/office/drawing/2016/5/13/chartex" xmlns:cx8="http://schemas.microsoft.com/office/drawing/2016/5/14/chartex" xmlns:mc="http://schemas.openxmlformats.org/markup-compatibility/2006" xmlns:aink="http://schemas.microsoft.com/office/drawing/2016/ink" xmlns:am3d="http://schemas.microsoft.com/office/drawing/2017/model3d" xmlns:o="urn:schemas-microsoft-com:office:office" xmlns:r="http://schemas.openxmlformats.org/officeDocument/2006/relationships" xmlns:m="http://schemas.openxmlformats.org/officeDocument/2006/math" xmlns:v="urn:schemas-microsoft-com:vml" xmlns:wp14="http://schemas.microsoft.com/office/word/2010/wordprocessingDrawing" xmlns:wp="http://schemas.openxmlformats.org/drawingml/2006/wordprocessingDrawing" xmlns:w10="urn:schemas-microsoft-com:office:word" xmlns:w="http://schemas.openxmlformats.org/wordprocessingml/2006/main" xmlns:w14="http://schemas.microsoft.com/office/word/2010/wordml" xmlns:w15="http://schemas.microsoft.com/office/word/2012/wordml" xmlns:w16cex="http://schemas.microsoft.com/office/word/2018/wordml/cex" xmlns:w16cid="http://schemas.microsoft.com/office/word/2016/wordml/cid" xmlns:w16="http://schemas.microsoft.com/office/word/2018/wordml" xmlns:w16se="http://schemas.microsoft.com/office/word/2015/wordml/symex" xmlns:wpg="http://schemas.microsoft.com/office/word/2010/wordprocessingGroup" xmlns:wpi="http://schemas.microsoft.com/office/word/2010/wordprocessingInk" xmlns:wne="http://schemas.microsoft.com/office/word/2006/wordml" xmlns:wps="http://schemas.microsoft.com/office/word/2010/wordprocessingShape" mc:Ignorable="w14 w15 w16se w16cid w16 w16cex wp14">
   <w:body>
     <w:p/>
     <w:tbl>
@@ -310,6 +310,40 @@
               </w:rPr>
               <w:t>Provide another example of Garbage in, garbage out.</w:t>
             </w:r>
+            <w:r>
+              <w:rPr>
+                <w:rFonts w:cs="Courier New"/>
+                <w:szCs w:val="20"/>
+              </w:rPr>
+              <w:t xml:space="preserve">  Explain the consequences. </w:t>
+            </w:r>
+          </w:p>
+        </w:tc>
+      </w:tr>
+      <w:tr>
+        <w:trPr>
+          <w:trHeight w:val="180"/>
+        </w:trPr>
+        <w:tc>
+          <w:tcPr>
+            <w:tcW w:w="9390" w:type="dxa"/>
+            <w:tcBorders>
+              <w:top w:val="single" w:sz="4" w:space="0" w:color="000001"/>
+              <w:left w:val="single" w:sz="4" w:space="0" w:color="000001"/>
+              <w:bottom w:val="single" w:sz="4" w:space="0" w:color="000001"/>
+              <w:right w:val="single" w:sz="4" w:space="0" w:color="000001"/>
+            </w:tcBorders>
+          </w:tcPr>
+          <w:p>
+            <w:pPr>
+              <w:tabs>
+                <w:tab w:val="left" w:pos="375"/>
+              </w:tabs>
+              <w:rPr>
+                <w:rFonts w:cs="Courier New"/>
+                <w:szCs w:val="20"/>
+              </w:rPr>
+            </w:pPr>
           </w:p>
           <w:p>
             <w:pPr>
@@ -462,21 +496,7 @@
               <w:rPr>
                 <w:szCs w:val="20"/>
               </w:rPr>
-              <w:t xml:space="preserve"> is trained </w:t>
-            </w:r>
-            <w:proofErr w:type="gramStart"/>
-            <w:r>
-              <w:rPr>
-                <w:szCs w:val="20"/>
-              </w:rPr>
-              <w:t>on</w:t>
-            </w:r>
-            <w:proofErr w:type="gramEnd"/>
-            <w:r>
-              <w:rPr>
-                <w:szCs w:val="20"/>
-              </w:rPr>
-              <w:t xml:space="preserve"> example</w:t>
+              <w:t xml:space="preserve"> is trained on example</w:t>
             </w:r>
             <w:r>
               <w:rPr>
@@ -494,27 +514,13 @@
               <w:rPr>
                 <w:szCs w:val="20"/>
               </w:rPr>
-              <w:t xml:space="preserve">.  Consider </w:t>
-            </w:r>
-            <w:proofErr w:type="gramStart"/>
-            <w:r>
-              <w:rPr>
-                <w:szCs w:val="20"/>
-              </w:rPr>
-              <w:t xml:space="preserve">the </w:t>
-            </w:r>
-            <w:r>
-              <w:rPr>
-                <w:szCs w:val="20"/>
-              </w:rPr>
-              <w:t>Google</w:t>
-            </w:r>
-            <w:proofErr w:type="gramEnd"/>
-            <w:r>
-              <w:rPr>
-                <w:szCs w:val="20"/>
-              </w:rPr>
-              <w:t xml:space="preserve"> Translate </w:t>
+              <w:t xml:space="preserve">.  Consider the </w:t>
+            </w:r>
+            <w:r>
+              <w:rPr>
+                <w:szCs w:val="20"/>
+              </w:rPr>
+              <w:t xml:space="preserve">Google Translate </w:t>
             </w:r>
             <w:r>
               <w:rPr>
@@ -795,7 +801,6 @@
                 <w:bCs/>
                 <w:szCs w:val="20"/>
               </w:rPr>
-              <w:lastRenderedPageBreak/>
               <w:t xml:space="preserve">Skill </w:t>
             </w:r>
             <w:r>
@@ -804,7 +809,31 @@
                 <w:bCs/>
                 <w:szCs w:val="20"/>
               </w:rPr>
-              <w:t>0.4 Exercise 1</w:t>
+              <w:t>0.</w:t>
+            </w:r>
+            <w:r>
+              <w:rPr>
+                <w:b/>
+                <w:bCs/>
+                <w:szCs w:val="20"/>
+              </w:rPr>
+              <w:t>3</w:t>
+            </w:r>
+            <w:r>
+              <w:rPr>
+                <w:b/>
+                <w:bCs/>
+                <w:szCs w:val="20"/>
+              </w:rPr>
+              <w:t xml:space="preserve"> Exercise </w:t>
+            </w:r>
+            <w:r>
+              <w:rPr>
+                <w:b/>
+                <w:bCs/>
+                <w:szCs w:val="20"/>
+              </w:rPr>
+              <w:t>2</w:t>
             </w:r>
           </w:p>
         </w:tc>
@@ -826,23 +855,7 @@
                 <w:szCs w:val="20"/>
                 <w:lang w:eastAsia="en-US" w:bidi="ar-SA"/>
               </w:rPr>
-              <w:t xml:space="preserve">In 2014, Amazon experimented with using software to screen job applicants.  The screening software was trained </w:t>
-            </w:r>
-            <w:proofErr w:type="gramStart"/>
-            <w:r>
-              <w:rPr>
-                <w:szCs w:val="20"/>
-                <w:lang w:eastAsia="en-US" w:bidi="ar-SA"/>
-              </w:rPr>
-              <w:t>on</w:t>
-            </w:r>
-            <w:proofErr w:type="gramEnd"/>
-            <w:r>
-              <w:rPr>
-                <w:szCs w:val="20"/>
-                <w:lang w:eastAsia="en-US" w:bidi="ar-SA"/>
-              </w:rPr>
-              <w:t xml:space="preserve"> a decade of résumés that had been previously rated by employees as part of the hiring process.</w:t>
+              <w:t>In 2014, Amazon experimented with using software to screen job applicants.  The screening software was trained on a decade of résumés that had been previously rated by employees as part of the hiring process.</w:t>
             </w:r>
             <w:r>
               <w:rPr>
@@ -1199,8 +1212,23 @@
                 <w:bCs/>
                 <w:szCs w:val="20"/>
               </w:rPr>
-              <w:lastRenderedPageBreak/>
-              <w:t>Skill 0.5 Exercise 1</w:t>
+              <w:t>Skill 0.</w:t>
+            </w:r>
+            <w:r>
+              <w:rPr>
+                <w:b/>
+                <w:bCs/>
+                <w:szCs w:val="20"/>
+              </w:rPr>
+              <w:t>4</w:t>
+            </w:r>
+            <w:r>
+              <w:rPr>
+                <w:b/>
+                <w:bCs/>
+                <w:szCs w:val="20"/>
+              </w:rPr>
+              <w:t xml:space="preserve"> Exercise 1</w:t>
             </w:r>
           </w:p>
         </w:tc>
@@ -1226,16 +1254,8 @@
               <w:rPr>
                 <w:szCs w:val="20"/>
               </w:rPr>
-              <w:t xml:space="preserve">January 28, </w:t>
-            </w:r>
-            <w:proofErr w:type="gramStart"/>
-            <w:r>
-              <w:rPr>
-                <w:szCs w:val="20"/>
-              </w:rPr>
-              <w:t>1986</w:t>
-            </w:r>
-            <w:proofErr w:type="gramEnd"/>
+              <w:t>January 28, 1986</w:t>
+            </w:r>
             <w:r>
               <w:rPr>
                 <w:szCs w:val="20"/>
@@ -1482,7 +1502,7 @@
 </file>
 
 <file path=word/endnotes.xml><?xml version="1.0" encoding="utf-8"?>
-<w:endnotes xmlns:wpc="http://schemas.microsoft.com/office/word/2010/wordprocessingCanvas" xmlns:cx="http://schemas.microsoft.com/office/drawing/2014/chartex" xmlns:cx1="http://schemas.microsoft.com/office/drawing/2015/9/8/chartex" xmlns:cx2="http://schemas.microsoft.com/office/drawing/2015/10/21/chartex" xmlns:cx3="http://schemas.microsoft.com/office/drawing/2016/5/9/chartex" xmlns:cx4="http://schemas.microsoft.com/office/drawing/2016/5/10/chartex" xmlns:cx5="http://schemas.microsoft.com/office/drawing/2016/5/11/chartex" xmlns:cx6="http://schemas.microsoft.com/office/drawing/2016/5/12/chartex" xmlns:cx7="http://schemas.microsoft.com/office/drawing/2016/5/13/chartex" xmlns:cx8="http://schemas.microsoft.com/office/drawing/2016/5/14/chartex" xmlns:mc="http://schemas.openxmlformats.org/markup-compatibility/2006" xmlns:aink="http://schemas.microsoft.com/office/drawing/2016/ink" xmlns:am3d="http://schemas.microsoft.com/office/drawing/2017/model3d" xmlns:o="urn:schemas-microsoft-com:office:office" xmlns:oel="http://schemas.microsoft.com/office/2019/extlst" xmlns:r="http://schemas.openxmlformats.org/officeDocument/2006/relationships" xmlns:m="http://schemas.openxmlformats.org/officeDocument/2006/math" xmlns:v="urn:schemas-microsoft-com:vml" xmlns:wp14="http://schemas.microsoft.com/office/word/2010/wordprocessingDrawing" xmlns:wp="http://schemas.openxmlformats.org/drawingml/2006/wordprocessingDrawing" xmlns:w10="urn:schemas-microsoft-com:office:word" xmlns:w="http://schemas.openxmlformats.org/wordprocessingml/2006/main" xmlns:w14="http://schemas.microsoft.com/office/word/2010/wordml" xmlns:w15="http://schemas.microsoft.com/office/word/2012/wordml" xmlns:w16cex="http://schemas.microsoft.com/office/word/2018/wordml/cex" xmlns:w16cid="http://schemas.microsoft.com/office/word/2016/wordml/cid" xmlns:w16="http://schemas.microsoft.com/office/word/2018/wordml" xmlns:w16du="http://schemas.microsoft.com/office/word/2023/wordml/word16du" xmlns:w16sdtdh="http://schemas.microsoft.com/office/word/2020/wordml/sdtdatahash" xmlns:w16sdtfl="http://schemas.microsoft.com/office/word/2024/wordml/sdtformatlock" xmlns:w16se="http://schemas.microsoft.com/office/word/2015/wordml/symex" xmlns:wpg="http://schemas.microsoft.com/office/word/2010/wordprocessingGroup" xmlns:wpi="http://schemas.microsoft.com/office/word/2010/wordprocessingInk" xmlns:wne="http://schemas.microsoft.com/office/word/2006/wordml" xmlns:wps="http://schemas.microsoft.com/office/word/2010/wordprocessingShape" mc:Ignorable="w14 w15 w16se w16cid w16 w16cex w16sdtdh w16sdtfl w16du wp14">
+<w:endnotes xmlns:wpc="http://schemas.microsoft.com/office/word/2010/wordprocessingCanvas" xmlns:cx="http://schemas.microsoft.com/office/drawing/2014/chartex" xmlns:cx1="http://schemas.microsoft.com/office/drawing/2015/9/8/chartex" xmlns:cx2="http://schemas.microsoft.com/office/drawing/2015/10/21/chartex" xmlns:cx3="http://schemas.microsoft.com/office/drawing/2016/5/9/chartex" xmlns:cx4="http://schemas.microsoft.com/office/drawing/2016/5/10/chartex" xmlns:cx5="http://schemas.microsoft.com/office/drawing/2016/5/11/chartex" xmlns:cx6="http://schemas.microsoft.com/office/drawing/2016/5/12/chartex" xmlns:cx7="http://schemas.microsoft.com/office/drawing/2016/5/13/chartex" xmlns:cx8="http://schemas.microsoft.com/office/drawing/2016/5/14/chartex" xmlns:mc="http://schemas.openxmlformats.org/markup-compatibility/2006" xmlns:aink="http://schemas.microsoft.com/office/drawing/2016/ink" xmlns:am3d="http://schemas.microsoft.com/office/drawing/2017/model3d" xmlns:o="urn:schemas-microsoft-com:office:office" xmlns:r="http://schemas.openxmlformats.org/officeDocument/2006/relationships" xmlns:m="http://schemas.openxmlformats.org/officeDocument/2006/math" xmlns:v="urn:schemas-microsoft-com:vml" xmlns:wp14="http://schemas.microsoft.com/office/word/2010/wordprocessingDrawing" xmlns:wp="http://schemas.openxmlformats.org/drawingml/2006/wordprocessingDrawing" xmlns:w10="urn:schemas-microsoft-com:office:word" xmlns:w="http://schemas.openxmlformats.org/wordprocessingml/2006/main" xmlns:w14="http://schemas.microsoft.com/office/word/2010/wordml" xmlns:w15="http://schemas.microsoft.com/office/word/2012/wordml" xmlns:w16cex="http://schemas.microsoft.com/office/word/2018/wordml/cex" xmlns:w16cid="http://schemas.microsoft.com/office/word/2016/wordml/cid" xmlns:w16="http://schemas.microsoft.com/office/word/2018/wordml" xmlns:w16se="http://schemas.microsoft.com/office/word/2015/wordml/symex" xmlns:wpg="http://schemas.microsoft.com/office/word/2010/wordprocessingGroup" xmlns:wpi="http://schemas.microsoft.com/office/word/2010/wordprocessingInk" xmlns:wne="http://schemas.microsoft.com/office/word/2006/wordml" xmlns:wps="http://schemas.microsoft.com/office/word/2010/wordprocessingShape" mc:Ignorable="w14 w15 w16se w16cid w16 w16cex wp14">
   <w:endnote w:type="separator" w:id="-1">
     <w:p>
       <w:r>
@@ -1501,7 +1521,7 @@
 </file>
 
 <file path=word/footnotes.xml><?xml version="1.0" encoding="utf-8"?>
-<w:footnotes xmlns:wpc="http://schemas.microsoft.com/office/word/2010/wordprocessingCanvas" xmlns:cx="http://schemas.microsoft.com/office/drawing/2014/chartex" xmlns:cx1="http://schemas.microsoft.com/office/drawing/2015/9/8/chartex" xmlns:cx2="http://schemas.microsoft.com/office/drawing/2015/10/21/chartex" xmlns:cx3="http://schemas.microsoft.com/office/drawing/2016/5/9/chartex" xmlns:cx4="http://schemas.microsoft.com/office/drawing/2016/5/10/chartex" xmlns:cx5="http://schemas.microsoft.com/office/drawing/2016/5/11/chartex" xmlns:cx6="http://schemas.microsoft.com/office/drawing/2016/5/12/chartex" xmlns:cx7="http://schemas.microsoft.com/office/drawing/2016/5/13/chartex" xmlns:cx8="http://schemas.microsoft.com/office/drawing/2016/5/14/chartex" xmlns:mc="http://schemas.openxmlformats.org/markup-compatibility/2006" xmlns:aink="http://schemas.microsoft.com/office/drawing/2016/ink" xmlns:am3d="http://schemas.microsoft.com/office/drawing/2017/model3d" xmlns:o="urn:schemas-microsoft-com:office:office" xmlns:oel="http://schemas.microsoft.com/office/2019/extlst" xmlns:r="http://schemas.openxmlformats.org/officeDocument/2006/relationships" xmlns:m="http://schemas.openxmlformats.org/officeDocument/2006/math" xmlns:v="urn:schemas-microsoft-com:vml" xmlns:wp14="http://schemas.microsoft.com/office/word/2010/wordprocessingDrawing" xmlns:wp="http://schemas.openxmlformats.org/drawingml/2006/wordprocessingDrawing" xmlns:w10="urn:schemas-microsoft-com:office:word" xmlns:w="http://schemas.openxmlformats.org/wordprocessingml/2006/main" xmlns:w14="http://schemas.microsoft.com/office/word/2010/wordml" xmlns:w15="http://schemas.microsoft.com/office/word/2012/wordml" xmlns:w16cex="http://schemas.microsoft.com/office/word/2018/wordml/cex" xmlns:w16cid="http://schemas.microsoft.com/office/word/2016/wordml/cid" xmlns:w16="http://schemas.microsoft.com/office/word/2018/wordml" xmlns:w16du="http://schemas.microsoft.com/office/word/2023/wordml/word16du" xmlns:w16sdtdh="http://schemas.microsoft.com/office/word/2020/wordml/sdtdatahash" xmlns:w16sdtfl="http://schemas.microsoft.com/office/word/2024/wordml/sdtformatlock" xmlns:w16se="http://schemas.microsoft.com/office/word/2015/wordml/symex" xmlns:wpg="http://schemas.microsoft.com/office/word/2010/wordprocessingGroup" xmlns:wpi="http://schemas.microsoft.com/office/word/2010/wordprocessingInk" xmlns:wne="http://schemas.microsoft.com/office/word/2006/wordml" xmlns:wps="http://schemas.microsoft.com/office/word/2010/wordprocessingShape" mc:Ignorable="w14 w15 w16se w16cid w16 w16cex w16sdtdh w16sdtfl w16du wp14">
+<w:footnotes xmlns:wpc="http://schemas.microsoft.com/office/word/2010/wordprocessingCanvas" xmlns:cx="http://schemas.microsoft.com/office/drawing/2014/chartex" xmlns:cx1="http://schemas.microsoft.com/office/drawing/2015/9/8/chartex" xmlns:cx2="http://schemas.microsoft.com/office/drawing/2015/10/21/chartex" xmlns:cx3="http://schemas.microsoft.com/office/drawing/2016/5/9/chartex" xmlns:cx4="http://schemas.microsoft.com/office/drawing/2016/5/10/chartex" xmlns:cx5="http://schemas.microsoft.com/office/drawing/2016/5/11/chartex" xmlns:cx6="http://schemas.microsoft.com/office/drawing/2016/5/12/chartex" xmlns:cx7="http://schemas.microsoft.com/office/drawing/2016/5/13/chartex" xmlns:cx8="http://schemas.microsoft.com/office/drawing/2016/5/14/chartex" xmlns:mc="http://schemas.openxmlformats.org/markup-compatibility/2006" xmlns:aink="http://schemas.microsoft.com/office/drawing/2016/ink" xmlns:am3d="http://schemas.microsoft.com/office/drawing/2017/model3d" xmlns:o="urn:schemas-microsoft-com:office:office" xmlns:r="http://schemas.openxmlformats.org/officeDocument/2006/relationships" xmlns:m="http://schemas.openxmlformats.org/officeDocument/2006/math" xmlns:v="urn:schemas-microsoft-com:vml" xmlns:wp14="http://schemas.microsoft.com/office/word/2010/wordprocessingDrawing" xmlns:wp="http://schemas.openxmlformats.org/drawingml/2006/wordprocessingDrawing" xmlns:w10="urn:schemas-microsoft-com:office:word" xmlns:w="http://schemas.openxmlformats.org/wordprocessingml/2006/main" xmlns:w14="http://schemas.microsoft.com/office/word/2010/wordml" xmlns:w15="http://schemas.microsoft.com/office/word/2012/wordml" xmlns:w16cex="http://schemas.microsoft.com/office/word/2018/wordml/cex" xmlns:w16cid="http://schemas.microsoft.com/office/word/2016/wordml/cid" xmlns:w16="http://schemas.microsoft.com/office/word/2018/wordml" xmlns:w16se="http://schemas.microsoft.com/office/word/2015/wordml/symex" xmlns:wpg="http://schemas.microsoft.com/office/word/2010/wordprocessingGroup" xmlns:wpi="http://schemas.microsoft.com/office/word/2010/wordprocessingInk" xmlns:wne="http://schemas.microsoft.com/office/word/2006/wordml" xmlns:wps="http://schemas.microsoft.com/office/word/2010/wordprocessingShape" mc:Ignorable="w14 w15 w16se w16cid w16 w16cex wp14">
   <w:footnote w:type="separator" w:id="-1">
     <w:p>
       <w:r>
@@ -1520,7 +1540,7 @@
 </file>
 
 <file path=word/header1.xml><?xml version="1.0" encoding="utf-8"?>
-<w:hdr xmlns:wpc="http://schemas.microsoft.com/office/word/2010/wordprocessingCanvas" xmlns:cx="http://schemas.microsoft.com/office/drawing/2014/chartex" xmlns:cx1="http://schemas.microsoft.com/office/drawing/2015/9/8/chartex" xmlns:cx2="http://schemas.microsoft.com/office/drawing/2015/10/21/chartex" xmlns:cx3="http://schemas.microsoft.com/office/drawing/2016/5/9/chartex" xmlns:cx4="http://schemas.microsoft.com/office/drawing/2016/5/10/chartex" xmlns:cx5="http://schemas.microsoft.com/office/drawing/2016/5/11/chartex" xmlns:cx6="http://schemas.microsoft.com/office/drawing/2016/5/12/chartex" xmlns:cx7="http://schemas.microsoft.com/office/drawing/2016/5/13/chartex" xmlns:cx8="http://schemas.microsoft.com/office/drawing/2016/5/14/chartex" xmlns:mc="http://schemas.openxmlformats.org/markup-compatibility/2006" xmlns:aink="http://schemas.microsoft.com/office/drawing/2016/ink" xmlns:am3d="http://schemas.microsoft.com/office/drawing/2017/model3d" xmlns:o="urn:schemas-microsoft-com:office:office" xmlns:oel="http://schemas.microsoft.com/office/2019/extlst" xmlns:r="http://schemas.openxmlformats.org/officeDocument/2006/relationships" xmlns:m="http://schemas.openxmlformats.org/officeDocument/2006/math" xmlns:v="urn:schemas-microsoft-com:vml" xmlns:wp14="http://schemas.microsoft.com/office/word/2010/wordprocessingDrawing" xmlns:wp="http://schemas.openxmlformats.org/drawingml/2006/wordprocessingDrawing" xmlns:w10="urn:schemas-microsoft-com:office:word" xmlns:w="http://schemas.openxmlformats.org/wordprocessingml/2006/main" xmlns:w14="http://schemas.microsoft.com/office/word/2010/wordml" xmlns:w15="http://schemas.microsoft.com/office/word/2012/wordml" xmlns:w16cex="http://schemas.microsoft.com/office/word/2018/wordml/cex" xmlns:w16cid="http://schemas.microsoft.com/office/word/2016/wordml/cid" xmlns:w16="http://schemas.microsoft.com/office/word/2018/wordml" xmlns:w16du="http://schemas.microsoft.com/office/word/2023/wordml/word16du" xmlns:w16sdtdh="http://schemas.microsoft.com/office/word/2020/wordml/sdtdatahash" xmlns:w16sdtfl="http://schemas.microsoft.com/office/word/2024/wordml/sdtformatlock" xmlns:w16se="http://schemas.microsoft.com/office/word/2015/wordml/symex" xmlns:wpg="http://schemas.microsoft.com/office/word/2010/wordprocessingGroup" xmlns:wpi="http://schemas.microsoft.com/office/word/2010/wordprocessingInk" xmlns:wne="http://schemas.microsoft.com/office/word/2006/wordml" xmlns:wps="http://schemas.microsoft.com/office/word/2010/wordprocessingShape" mc:Ignorable="w14 w15 w16se w16cid w16 w16cex w16sdtdh w16sdtfl w16du wp14">
+<w:hdr xmlns:wpc="http://schemas.microsoft.com/office/word/2010/wordprocessingCanvas" xmlns:cx="http://schemas.microsoft.com/office/drawing/2014/chartex" xmlns:cx1="http://schemas.microsoft.com/office/drawing/2015/9/8/chartex" xmlns:cx2="http://schemas.microsoft.com/office/drawing/2015/10/21/chartex" xmlns:cx3="http://schemas.microsoft.com/office/drawing/2016/5/9/chartex" xmlns:cx4="http://schemas.microsoft.com/office/drawing/2016/5/10/chartex" xmlns:cx5="http://schemas.microsoft.com/office/drawing/2016/5/11/chartex" xmlns:cx6="http://schemas.microsoft.com/office/drawing/2016/5/12/chartex" xmlns:cx7="http://schemas.microsoft.com/office/drawing/2016/5/13/chartex" xmlns:cx8="http://schemas.microsoft.com/office/drawing/2016/5/14/chartex" xmlns:mc="http://schemas.openxmlformats.org/markup-compatibility/2006" xmlns:aink="http://schemas.microsoft.com/office/drawing/2016/ink" xmlns:am3d="http://schemas.microsoft.com/office/drawing/2017/model3d" xmlns:o="urn:schemas-microsoft-com:office:office" xmlns:r="http://schemas.openxmlformats.org/officeDocument/2006/relationships" xmlns:m="http://schemas.openxmlformats.org/officeDocument/2006/math" xmlns:v="urn:schemas-microsoft-com:vml" xmlns:wp14="http://schemas.microsoft.com/office/word/2010/wordprocessingDrawing" xmlns:wp="http://schemas.openxmlformats.org/drawingml/2006/wordprocessingDrawing" xmlns:w10="urn:schemas-microsoft-com:office:word" xmlns:w="http://schemas.openxmlformats.org/wordprocessingml/2006/main" xmlns:w14="http://schemas.microsoft.com/office/word/2010/wordml" xmlns:w15="http://schemas.microsoft.com/office/word/2012/wordml" xmlns:w16cex="http://schemas.microsoft.com/office/word/2018/wordml/cex" xmlns:w16cid="http://schemas.microsoft.com/office/word/2016/wordml/cid" xmlns:w16="http://schemas.microsoft.com/office/word/2018/wordml" xmlns:w16se="http://schemas.microsoft.com/office/word/2015/wordml/symex" xmlns:wpg="http://schemas.microsoft.com/office/word/2010/wordprocessingGroup" xmlns:wpi="http://schemas.microsoft.com/office/word/2010/wordprocessingInk" xmlns:wne="http://schemas.microsoft.com/office/word/2006/wordml" xmlns:wps="http://schemas.microsoft.com/office/word/2010/wordprocessingShape" mc:Ignorable="w14 w15 w16se w16cid w16 w16cex wp14">
   <w:p>
     <w:pPr>
       <w:pStyle w:val="Header"/>
@@ -1582,7 +1602,7 @@
 </file>
 
 <file path=word/numbering.xml><?xml version="1.0" encoding="utf-8"?>
-<w:numbering xmlns:wpc="http://schemas.microsoft.com/office/word/2010/wordprocessingCanvas" xmlns:cx="http://schemas.microsoft.com/office/drawing/2014/chartex" xmlns:cx1="http://schemas.microsoft.com/office/drawing/2015/9/8/chartex" xmlns:cx2="http://schemas.microsoft.com/office/drawing/2015/10/21/chartex" xmlns:cx3="http://schemas.microsoft.com/office/drawing/2016/5/9/chartex" xmlns:cx4="http://schemas.microsoft.com/office/drawing/2016/5/10/chartex" xmlns:cx5="http://schemas.microsoft.com/office/drawing/2016/5/11/chartex" xmlns:cx6="http://schemas.microsoft.com/office/drawing/2016/5/12/chartex" xmlns:cx7="http://schemas.microsoft.com/office/drawing/2016/5/13/chartex" xmlns:cx8="http://schemas.microsoft.com/office/drawing/2016/5/14/chartex" xmlns:mc="http://schemas.openxmlformats.org/markup-compatibility/2006" xmlns:aink="http://schemas.microsoft.com/office/drawing/2016/ink" xmlns:am3d="http://schemas.microsoft.com/office/drawing/2017/model3d" xmlns:o="urn:schemas-microsoft-com:office:office" xmlns:oel="http://schemas.microsoft.com/office/2019/extlst" xmlns:r="http://schemas.openxmlformats.org/officeDocument/2006/relationships" xmlns:m="http://schemas.openxmlformats.org/officeDocument/2006/math" xmlns:v="urn:schemas-microsoft-com:vml" xmlns:wp14="http://schemas.microsoft.com/office/word/2010/wordprocessingDrawing" xmlns:wp="http://schemas.openxmlformats.org/drawingml/2006/wordprocessingDrawing" xmlns:w10="urn:schemas-microsoft-com:office:word" xmlns:w="http://schemas.openxmlformats.org/wordprocessingml/2006/main" xmlns:w14="http://schemas.microsoft.com/office/word/2010/wordml" xmlns:w15="http://schemas.microsoft.com/office/word/2012/wordml" xmlns:w16cex="http://schemas.microsoft.com/office/word/2018/wordml/cex" xmlns:w16cid="http://schemas.microsoft.com/office/word/2016/wordml/cid" xmlns:w16="http://schemas.microsoft.com/office/word/2018/wordml" xmlns:w16du="http://schemas.microsoft.com/office/word/2023/wordml/word16du" xmlns:w16sdtdh="http://schemas.microsoft.com/office/word/2020/wordml/sdtdatahash" xmlns:w16sdtfl="http://schemas.microsoft.com/office/word/2024/wordml/sdtformatlock" xmlns:w16se="http://schemas.microsoft.com/office/word/2015/wordml/symex" xmlns:wpg="http://schemas.microsoft.com/office/word/2010/wordprocessingGroup" xmlns:wpi="http://schemas.microsoft.com/office/word/2010/wordprocessingInk" xmlns:wne="http://schemas.microsoft.com/office/word/2006/wordml" xmlns:wps="http://schemas.microsoft.com/office/word/2010/wordprocessingShape" mc:Ignorable="w14 w15 w16se w16cid w16 w16cex w16sdtdh w16sdtfl w16du wp14">
+<w:numbering xmlns:wpc="http://schemas.microsoft.com/office/word/2010/wordprocessingCanvas" xmlns:cx="http://schemas.microsoft.com/office/drawing/2014/chartex" xmlns:cx1="http://schemas.microsoft.com/office/drawing/2015/9/8/chartex" xmlns:cx2="http://schemas.microsoft.com/office/drawing/2015/10/21/chartex" xmlns:cx3="http://schemas.microsoft.com/office/drawing/2016/5/9/chartex" xmlns:cx4="http://schemas.microsoft.com/office/drawing/2016/5/10/chartex" xmlns:cx5="http://schemas.microsoft.com/office/drawing/2016/5/11/chartex" xmlns:cx6="http://schemas.microsoft.com/office/drawing/2016/5/12/chartex" xmlns:cx7="http://schemas.microsoft.com/office/drawing/2016/5/13/chartex" xmlns:cx8="http://schemas.microsoft.com/office/drawing/2016/5/14/chartex" xmlns:mc="http://schemas.openxmlformats.org/markup-compatibility/2006" xmlns:aink="http://schemas.microsoft.com/office/drawing/2016/ink" xmlns:am3d="http://schemas.microsoft.com/office/drawing/2017/model3d" xmlns:o="urn:schemas-microsoft-com:office:office" xmlns:r="http://schemas.openxmlformats.org/officeDocument/2006/relationships" xmlns:m="http://schemas.openxmlformats.org/officeDocument/2006/math" xmlns:v="urn:schemas-microsoft-com:vml" xmlns:wp14="http://schemas.microsoft.com/office/word/2010/wordprocessingDrawing" xmlns:wp="http://schemas.openxmlformats.org/drawingml/2006/wordprocessingDrawing" xmlns:w10="urn:schemas-microsoft-com:office:word" xmlns:w="http://schemas.openxmlformats.org/wordprocessingml/2006/main" xmlns:w14="http://schemas.microsoft.com/office/word/2010/wordml" xmlns:w15="http://schemas.microsoft.com/office/word/2012/wordml" xmlns:w16cex="http://schemas.microsoft.com/office/word/2018/wordml/cex" xmlns:w16cid="http://schemas.microsoft.com/office/word/2016/wordml/cid" xmlns:w16="http://schemas.microsoft.com/office/word/2018/wordml" xmlns:w16se="http://schemas.microsoft.com/office/word/2015/wordml/symex" xmlns:wpg="http://schemas.microsoft.com/office/word/2010/wordprocessingGroup" xmlns:wpi="http://schemas.microsoft.com/office/word/2010/wordprocessingInk" xmlns:wne="http://schemas.microsoft.com/office/word/2006/wordml" xmlns:wps="http://schemas.microsoft.com/office/word/2010/wordprocessingShape" mc:Ignorable="w14 w15 w16se w16cid w16 w16cex wp14">
   <w:abstractNum w:abstractNumId="0" w15:restartNumberingAfterBreak="0">
     <w:nsid w:val="0AAC1C47"/>
     <w:multiLevelType w:val="hybridMultilevel"/>
@@ -2887,47 +2907,47 @@
       </w:rPr>
     </w:lvl>
   </w:abstractNum>
-  <w:num w:numId="1" w16cid:durableId="336348460">
+  <w:num w:numId="1">
     <w:abstractNumId w:val="9"/>
   </w:num>
-  <w:num w:numId="2" w16cid:durableId="803617522">
+  <w:num w:numId="2">
     <w:abstractNumId w:val="4"/>
   </w:num>
-  <w:num w:numId="3" w16cid:durableId="803279876">
+  <w:num w:numId="3">
     <w:abstractNumId w:val="10"/>
   </w:num>
-  <w:num w:numId="4" w16cid:durableId="1583562283">
+  <w:num w:numId="4">
     <w:abstractNumId w:val="11"/>
   </w:num>
-  <w:num w:numId="5" w16cid:durableId="941496373">
+  <w:num w:numId="5">
     <w:abstractNumId w:val="8"/>
   </w:num>
-  <w:num w:numId="6" w16cid:durableId="1316762734">
+  <w:num w:numId="6">
     <w:abstractNumId w:val="3"/>
   </w:num>
-  <w:num w:numId="7" w16cid:durableId="467015242">
+  <w:num w:numId="7">
     <w:abstractNumId w:val="6"/>
   </w:num>
-  <w:num w:numId="8" w16cid:durableId="1396316760">
+  <w:num w:numId="8">
     <w:abstractNumId w:val="7"/>
   </w:num>
-  <w:num w:numId="9" w16cid:durableId="1944650004">
+  <w:num w:numId="9">
     <w:abstractNumId w:val="0"/>
   </w:num>
-  <w:num w:numId="10" w16cid:durableId="19282397">
+  <w:num w:numId="10">
     <w:abstractNumId w:val="1"/>
   </w:num>
-  <w:num w:numId="11" w16cid:durableId="762920881">
+  <w:num w:numId="11">
     <w:abstractNumId w:val="2"/>
   </w:num>
-  <w:num w:numId="12" w16cid:durableId="226648408">
+  <w:num w:numId="12">
     <w:abstractNumId w:val="5"/>
   </w:num>
 </w:numbering>
 </file>
 
 <file path=word/styles.xml><?xml version="1.0" encoding="utf-8"?>
-<w:styles xmlns:mc="http://schemas.openxmlformats.org/markup-compatibility/2006" xmlns:r="http://schemas.openxmlformats.org/officeDocument/2006/relationships" xmlns:w="http://schemas.openxmlformats.org/wordprocessingml/2006/main" xmlns:w14="http://schemas.microsoft.com/office/word/2010/wordml" xmlns:w15="http://schemas.microsoft.com/office/word/2012/wordml" xmlns:w16cex="http://schemas.microsoft.com/office/word/2018/wordml/cex" xmlns:w16cid="http://schemas.microsoft.com/office/word/2016/wordml/cid" xmlns:w16="http://schemas.microsoft.com/office/word/2018/wordml" xmlns:w16du="http://schemas.microsoft.com/office/word/2023/wordml/word16du" xmlns:w16sdtdh="http://schemas.microsoft.com/office/word/2020/wordml/sdtdatahash" xmlns:w16sdtfl="http://schemas.microsoft.com/office/word/2024/wordml/sdtformatlock" xmlns:w16se="http://schemas.microsoft.com/office/word/2015/wordml/symex" mc:Ignorable="w14 w15 w16se w16cid w16 w16cex w16sdtdh w16sdtfl w16du">
+<w:styles xmlns:mc="http://schemas.openxmlformats.org/markup-compatibility/2006" xmlns:r="http://schemas.openxmlformats.org/officeDocument/2006/relationships" xmlns:w="http://schemas.openxmlformats.org/wordprocessingml/2006/main" xmlns:w14="http://schemas.microsoft.com/office/word/2010/wordml" xmlns:w15="http://schemas.microsoft.com/office/word/2012/wordml" xmlns:w16cex="http://schemas.microsoft.com/office/word/2018/wordml/cex" xmlns:w16cid="http://schemas.microsoft.com/office/word/2016/wordml/cid" xmlns:w16="http://schemas.microsoft.com/office/word/2018/wordml" xmlns:w16se="http://schemas.microsoft.com/office/word/2015/wordml/symex" mc:Ignorable="w14 w15 w16se w16cid w16 w16cex">
   <w:docDefaults>
     <w:rPrDefault>
       <w:rPr>
